--- a/04-实施战略/02-详细计划/01-阶段1-评估与规划(1-3月).docx
+++ b/04-实施战略/02-详细计划/01-阶段1-评估与规划(1-3月).docx
@@ -1848,7 +1848,9 @@
             <w:tcW w:type="dxa" w:w="4150"/>
           </w:tcPr>
           <w:p>
-            <w:r/>
+            <w:r>
+              <w:t>机加工</w:t>
+            </w:r>
             <w:r>
               <w:rPr>
                 <w:rFonts w:ascii="SimSun" w:hAnsi="SimSun"/>
@@ -1856,7 +1858,6 @@
                 <w:i w:val="0"/>
                 <w:sz w:val="20"/>
               </w:rPr>
-              <w:t>冷镦</w:t>
             </w:r>
           </w:p>
         </w:tc>
@@ -1885,7 +1886,9 @@
             <w:shd w:fill="EDF2F9" w:val="clear"/>
           </w:tcPr>
           <w:p>
-            <w:r/>
+            <w:r>
+              <w:t>精加工</w:t>
+            </w:r>
             <w:r>
               <w:rPr>
                 <w:rFonts w:ascii="SimSun" w:hAnsi="SimSun"/>
@@ -1893,7 +1896,6 @@
                 <w:i w:val="0"/>
                 <w:sz w:val="20"/>
               </w:rPr>
-              <w:t>搓丝</w:t>
             </w:r>
           </w:p>
         </w:tc>
@@ -3905,7 +3907,7 @@
           <w:i w:val="0"/>
           <w:sz w:val="22"/>
         </w:rPr>
-        <w:t>推荐首选试点</w:t>
+        <w:t>推荐首选试点：机加工工序（产品生产的核心工序，设备密集，改善空间大）</w:t>
       </w:r>
       <w:r>
         <w:rPr>
@@ -3914,7 +3916,6 @@
           <w:i w:val="0"/>
           <w:sz w:val="22"/>
         </w:rPr>
-        <w:t>：冷镦工序（紧固件生产的核心工序，设备密集，改善空间大）</w:t>
       </w:r>
     </w:p>
     <w:p>
